--- a/25007_大平 凜音　中間発表　夜景.docx
+++ b/25007_大平 凜音　中間発表　夜景.docx
@@ -949,12 +949,75 @@
       </w:pPr>
       <w:r>
         <w:rPr>
-          <w:rFonts w:ascii="ＭＳ ゴシック" w:eastAsia="ＭＳ ゴシック" w:hAnsi="ＭＳ ゴシック" w:cs="ＭＳ ゴシック" w:hint="eastAsia"/>
+          <w:rFonts w:ascii="ＭＳ ゴシック" w:eastAsia="ＭＳ ゴシック" w:hAnsi="ＭＳ ゴシック" w:cs="ＭＳ ゴシック"/>
           <w:sz w:val="24"/>
           <w:szCs w:val="24"/>
         </w:rPr>
-        <w:t>【展示方法】</w:t>
-      </w:r>
+        <w:t>作品</w:t>
+      </w:r>
+    </w:p>
+    <w:p>
+      <w:pPr>
+        <w:rPr>
+          <w:rFonts w:ascii="ＭＳ ゴシック" w:eastAsia="ＭＳ ゴシック" w:hAnsi="ＭＳ ゴシック" w:cs="ＭＳ ゴシック"/>
+          <w:lang w:val="en-US"/>
+        </w:rPr>
+      </w:pPr>
+      <w:hyperlink r:id="rId8" w:history="1">
+        <w:r>
+          <w:rPr>
+            <w:rStyle w:val="ac"/>
+            <w:rFonts w:ascii="ＭＳ ゴシック" w:eastAsia="ＭＳ ゴシック" w:hAnsi="ＭＳ ゴシック" w:cs="ＭＳ ゴシック"/>
+            <w:lang w:val="en-US"/>
+          </w:rPr>
+          <w:t>https://ckg25007.github.io/zemi/yakei/</w:t>
+        </w:r>
+      </w:hyperlink>
+    </w:p>
+    <w:p>
+      <w:pPr>
+        <w:rPr>
+          <w:rFonts w:ascii="ＭＳ ゴシック" w:eastAsia="ＭＳ ゴシック" w:hAnsi="ＭＳ ゴシック" w:cs="ＭＳ ゴシック"/>
+        </w:rPr>
+      </w:pPr>
+      <w:r>
+        <w:rPr>
+          <w:rFonts w:ascii="ＭＳ ゴシック" w:eastAsia="ＭＳ ゴシック" w:hAnsi="ＭＳ ゴシック" w:cs="ＭＳ ゴシック"/>
+        </w:rPr>
+        <w:t>展示方法</w:t>
+      </w:r>
+    </w:p>
+    <w:p>
+      <w:pPr>
+        <w:rPr>
+          <w:rFonts w:ascii="ＭＳ ゴシック" w:eastAsia="ＭＳ ゴシック" w:hAnsi="ＭＳ ゴシック" w:cs="ＭＳ ゴシック"/>
+        </w:rPr>
+      </w:pPr>
+      <w:r>
+        <w:rPr>
+          <w:rFonts w:ascii="ＭＳ ゴシック" w:eastAsia="ＭＳ ゴシック" w:hAnsi="ＭＳ ゴシック" w:cs="ＭＳ ゴシック"/>
+        </w:rPr>
+        <w:t>（モニターもしくは</w:t>
+      </w:r>
+      <w:r>
+        <w:rPr>
+          <w:rFonts w:ascii="ＭＳ ゴシック" w:eastAsia="ＭＳ ゴシック" w:hAnsi="ＭＳ ゴシック" w:cs="ＭＳ ゴシック" w:hint="eastAsia"/>
+        </w:rPr>
+        <w:t>PC</w:t>
+      </w:r>
+      <w:r>
+        <w:rPr>
+          <w:rFonts w:ascii="ＭＳ ゴシック" w:eastAsia="ＭＳ ゴシック" w:hAnsi="ＭＳ ゴシック" w:cs="ＭＳ ゴシック"/>
+        </w:rPr>
+        <w:t>を机に置く）</w:t>
+      </w:r>
+    </w:p>
+    <w:p>
+      <w:pPr>
+        <w:rPr>
+          <w:rFonts w:ascii="ＭＳ ゴシック" w:eastAsia="ＭＳ ゴシック" w:hAnsi="ＭＳ ゴシック" w:cs="ＭＳ ゴシック"/>
+        </w:rPr>
+      </w:pPr>
     </w:p>
     <w:p>
       <w:pPr>
@@ -964,14 +1027,33 @@
           <w:szCs w:val="24"/>
         </w:rPr>
       </w:pPr>
-      <w:r>
-        <w:rPr>
-          <w:rFonts w:ascii="ＭＳ ゴシック" w:eastAsia="ＭＳ ゴシック" w:hAnsi="ＭＳ ゴシック" w:cs="ＭＳ ゴシック" w:hint="eastAsia"/>
+    </w:p>
+    <w:p>
+      <w:pPr>
+        <w:rPr>
+          <w:rFonts w:ascii="ＭＳ ゴシック" w:eastAsia="ＭＳ ゴシック" w:hAnsi="ＭＳ ゴシック" w:cs="ＭＳ ゴシック"/>
           <w:sz w:val="24"/>
           <w:szCs w:val="24"/>
         </w:rPr>
-        <w:t>机の上にモニターもしくはパソコンを置く</w:t>
-      </w:r>
+      </w:pPr>
+    </w:p>
+    <w:p>
+      <w:pPr>
+        <w:rPr>
+          <w:rFonts w:ascii="ＭＳ ゴシック" w:eastAsia="ＭＳ ゴシック" w:hAnsi="ＭＳ ゴシック" w:cs="ＭＳ ゴシック"/>
+          <w:sz w:val="24"/>
+          <w:szCs w:val="24"/>
+        </w:rPr>
+      </w:pPr>
+    </w:p>
+    <w:p>
+      <w:pPr>
+        <w:rPr>
+          <w:rFonts w:ascii="ＭＳ ゴシック" w:eastAsia="ＭＳ ゴシック" w:hAnsi="ＭＳ ゴシック" w:cs="ＭＳ ゴシック"/>
+          <w:sz w:val="24"/>
+          <w:szCs w:val="24"/>
+        </w:rPr>
+      </w:pPr>
     </w:p>
     <w:p>
       <w:pPr>
@@ -1007,7 +1089,7 @@
     </w:p>
     <w:tbl>
       <w:tblPr>
-        <w:tblW w:w="4418" w:type="dxa"/>
+        <w:tblW w:w="4810" w:type="dxa"/>
         <w:tblCellMar>
           <w:left w:w="0" w:type="dxa"/>
           <w:right w:w="0" w:type="dxa"/>
@@ -1017,12 +1099,12 @@
       <w:tblGrid>
         <w:gridCol w:w="1158"/>
         <w:gridCol w:w="2093"/>
-        <w:gridCol w:w="1167"/>
+        <w:gridCol w:w="1559"/>
       </w:tblGrid>
       <w:tr>
         <w:trPr>
           <w:gridAfter w:val="1"/>
-          <w:wAfter w:w="1167" w:type="dxa"/>
+          <w:wAfter w:w="1559" w:type="dxa"/>
           <w:trHeight w:val="347"/>
         </w:trPr>
         <w:tc>
@@ -1095,13 +1177,19 @@
               </w:rPr>
               <w:t>スマホ</w:t>
             </w:r>
+            <w:r>
+              <w:rPr>
+                <w:rFonts w:hint="eastAsia"/>
+              </w:rPr>
+              <w:t>、パソコン</w:t>
+            </w:r>
           </w:p>
         </w:tc>
       </w:tr>
       <w:tr>
         <w:trPr>
           <w:gridAfter w:val="1"/>
-          <w:wAfter w:w="1167" w:type="dxa"/>
+          <w:wAfter w:w="1559" w:type="dxa"/>
           <w:trHeight w:val="397"/>
         </w:trPr>
         <w:tc>
@@ -1177,7 +1265,7 @@
         </w:trPr>
         <w:tc>
           <w:tcPr>
-            <w:tcW w:w="4418" w:type="dxa"/>
+            <w:tcW w:w="4810" w:type="dxa"/>
             <w:gridSpan w:val="3"/>
             <w:tcBorders>
               <w:top w:val="single" w:sz="8" w:space="0" w:color="2C2C2C"/>
@@ -1245,13 +1333,16 @@
               <w:rPr>
                 <w:rFonts w:hint="eastAsia"/>
               </w:rPr>
-              <w:t>９月～11月</w:t>
+              <w:t>10</w:t>
+            </w:r>
+            <w:r>
+              <w:t>月～１１月</w:t>
             </w:r>
           </w:p>
         </w:tc>
         <w:tc>
           <w:tcPr>
-            <w:tcW w:w="1167" w:type="dxa"/>
+            <w:tcW w:w="1559" w:type="dxa"/>
             <w:tcBorders>
               <w:top w:val="single" w:sz="8" w:space="0" w:color="2C2C2C"/>
               <w:left w:val="single" w:sz="8" w:space="0" w:color="2C2C2C"/>
@@ -1277,10 +1368,7 @@
               </w:pBdr>
             </w:pPr>
             <w:r>
-              <w:rPr>
-                <w:rFonts w:hint="eastAsia"/>
-              </w:rPr>
-              <w:t>編集</w:t>
+              <w:t>２つとも完成</w:t>
             </w:r>
           </w:p>
         </w:tc>
@@ -1327,7 +1415,7 @@
         </w:tc>
         <w:tc>
           <w:tcPr>
-            <w:tcW w:w="1167" w:type="dxa"/>
+            <w:tcW w:w="1559" w:type="dxa"/>
             <w:tcBorders>
               <w:top w:val="single" w:sz="8" w:space="0" w:color="2C2C2C"/>
               <w:left w:val="single" w:sz="8" w:space="0" w:color="2C2C2C"/>
@@ -1508,62 +1596,6 @@
     </w:p>
     <w:p>
       <w:pPr>
-        <w:rPr>
-          <w:sz w:val="16"/>
-          <w:szCs w:val="16"/>
-        </w:rPr>
-      </w:pPr>
-    </w:p>
-    <w:p>
-      <w:pPr>
-        <w:rPr>
-          <w:sz w:val="16"/>
-          <w:szCs w:val="16"/>
-        </w:rPr>
-      </w:pPr>
-    </w:p>
-    <w:p>
-      <w:pPr>
-        <w:rPr>
-          <w:sz w:val="16"/>
-          <w:szCs w:val="16"/>
-        </w:rPr>
-      </w:pPr>
-    </w:p>
-    <w:p>
-      <w:pPr>
-        <w:rPr>
-          <w:sz w:val="16"/>
-          <w:szCs w:val="16"/>
-        </w:rPr>
-      </w:pPr>
-    </w:p>
-    <w:p>
-      <w:pPr>
-        <w:rPr>
-          <w:sz w:val="16"/>
-          <w:szCs w:val="16"/>
-        </w:rPr>
-      </w:pPr>
-    </w:p>
-    <w:p>
-      <w:pPr>
-        <w:rPr>
-          <w:sz w:val="16"/>
-          <w:szCs w:val="16"/>
-        </w:rPr>
-      </w:pPr>
-    </w:p>
-    <w:p>
-      <w:pPr>
-        <w:rPr>
-          <w:sz w:val="16"/>
-          <w:szCs w:val="16"/>
-        </w:rPr>
-      </w:pPr>
-    </w:p>
-    <w:p>
-      <w:pPr>
         <w:widowControl/>
         <w:jc w:val="left"/>
         <w:rPr>
@@ -1574,12 +1606,12 @@
       </w:pPr>
     </w:p>
     <w:sectPr>
-      <w:headerReference w:type="even" r:id="rId8"/>
-      <w:headerReference w:type="default" r:id="rId9"/>
-      <w:footerReference w:type="even" r:id="rId10"/>
-      <w:footerReference w:type="default" r:id="rId11"/>
-      <w:headerReference w:type="first" r:id="rId12"/>
-      <w:footerReference w:type="first" r:id="rId13"/>
+      <w:headerReference w:type="even" r:id="rId9"/>
+      <w:headerReference w:type="default" r:id="rId10"/>
+      <w:footerReference w:type="even" r:id="rId11"/>
+      <w:footerReference w:type="default" r:id="rId12"/>
+      <w:headerReference w:type="first" r:id="rId13"/>
+      <w:footerReference w:type="first" r:id="rId14"/>
       <w:pgSz w:w="11906" w:h="16838"/>
       <w:pgMar w:top="1985" w:right="1133" w:bottom="1701" w:left="1134" w:header="284" w:footer="992" w:gutter="0"/>
       <w:pgNumType w:start="1"/>
@@ -2714,6 +2746,29 @@
       <w:szCs w:val="48"/>
     </w:rPr>
   </w:style>
+  <w:style w:type="character" w:styleId="ac">
+    <w:name w:val="Hyperlink"/>
+    <w:basedOn w:val="a0"/>
+    <w:uiPriority w:val="99"/>
+    <w:unhideWhenUsed/>
+    <w:rsid w:val="00335DD2"/>
+    <w:rPr>
+      <w:color w:val="0563C1" w:themeColor="hyperlink"/>
+      <w:u w:val="single"/>
+    </w:rPr>
+  </w:style>
+  <w:style w:type="character" w:styleId="ad">
+    <w:name w:val="Unresolved Mention"/>
+    <w:basedOn w:val="a0"/>
+    <w:uiPriority w:val="99"/>
+    <w:semiHidden/>
+    <w:unhideWhenUsed/>
+    <w:rsid w:val="00335DD2"/>
+    <w:rPr>
+      <w:color w:val="605E5C"/>
+      <w:shd w:val="clear" w:color="auto" w:fill="E1DFDD"/>
+    </w:rPr>
+  </w:style>
 </w:styles>
 </file>
 
